--- a/templates/GEOptimize_Proposal_Master_Template.docx
+++ b/templates/GEOptimize_Proposal_Master_Template.docx
@@ -24,7 +24,6 @@
     <w:p>
       <w:pPr>
         <w:pStyle w:val="BodyText"/>
-        <w:spacing w:line="276" w:lineRule="auto"/>
       </w:pPr>
       <w:r>
         <w:t>167 Lombard Avenue, Suite 500</w:t>
@@ -136,7 +135,7 @@
           </w:tcPr>
           <w:p>
             <w:pPr>
-              <w:spacing w:after="9" w:line="276" w:lineRule="auto"/>
+              <w:spacing w:after="9"/>
             </w:pPr>
             <w:r>
               <w:t>{{</w:t>
@@ -152,7 +151,7 @@
           </w:p>
           <w:p>
             <w:pPr>
-              <w:spacing w:after="9" w:line="276" w:lineRule="auto"/>
+              <w:spacing w:after="9"/>
             </w:pPr>
             <w:r>
               <w:t>{{</w:t>
@@ -326,7 +325,6 @@
     <w:p>
       <w:pPr>
         <w:pStyle w:val="Heading1"/>
-        <w:spacing w:line="276" w:lineRule="auto"/>
       </w:pPr>
       <w:r>
         <w:t xml:space="preserve">Understanding of </w:t>
@@ -339,9 +337,6 @@
       </w:r>
     </w:p>
     <w:p>
-      <w:pPr>
-        <w:spacing w:line="276" w:lineRule="auto"/>
-      </w:pPr>
       <w:r>
         <w:t>{{</w:t>
       </w:r>
@@ -360,7 +355,6 @@
     <w:p>
       <w:pPr>
         <w:pStyle w:val="Heading1"/>
-        <w:spacing w:line="276" w:lineRule="auto"/>
       </w:pPr>
       <w:r>
         <w:t xml:space="preserve">Scope of </w:t>
@@ -374,10 +368,17 @@
     </w:p>
     <w:p>
       <w:pPr>
-        <w:spacing w:line="276" w:lineRule="auto"/>
+        <w:pStyle w:val="GEOptimizeBullet"/>
+        <w:numPr>
+          <w:ilvl w:val="0"/>
+          <w:numId w:val="0"/>
+        </w:numPr>
       </w:pPr>
       <w:r>
-        <w:t>[[SCOPE_OF_WORK]]</w:t>
+        <w:t>[[SCOPE_OF_WORK]</w:t>
+      </w:r>
+      <w:r>
+        <w:t>]</w:t>
       </w:r>
       <w:r>
         <w:br/>
@@ -386,7 +387,6 @@
     <w:p>
       <w:pPr>
         <w:pStyle w:val="Heading1"/>
-        <w:spacing w:line="276" w:lineRule="auto"/>
       </w:pPr>
       <w:r>
         <w:t xml:space="preserve">Information </w:t>
@@ -402,9 +402,6 @@
       </w:r>
     </w:p>
     <w:p>
-      <w:pPr>
-        <w:spacing w:line="276" w:lineRule="auto"/>
-      </w:pPr>
       <w:r>
         <w:t>[[INFORMATION_REQUIRED]]</w:t>
       </w:r>
@@ -415,7 +412,6 @@
     <w:p>
       <w:pPr>
         <w:pStyle w:val="Heading1"/>
-        <w:spacing w:line="276" w:lineRule="auto"/>
       </w:pPr>
       <w:r>
         <w:t>Deliverables</w:t>
@@ -423,7 +419,7 @@
     </w:p>
     <w:p>
       <w:pPr>
-        <w:spacing w:after="200" w:line="276" w:lineRule="auto"/>
+        <w:spacing w:after="200"/>
       </w:pPr>
       <w:r>
         <w:t>[[DELIVERABLES]]</w:t>
@@ -431,42 +427,42 @@
     </w:p>
     <w:p>
       <w:pPr>
-        <w:spacing w:after="200" w:line="276" w:lineRule="auto"/>
+        <w:spacing w:after="200"/>
       </w:pPr>
     </w:p>
     <w:p>
       <w:pPr>
-        <w:spacing w:after="200" w:line="276" w:lineRule="auto"/>
+        <w:spacing w:after="200"/>
       </w:pPr>
     </w:p>
     <w:p>
       <w:pPr>
-        <w:spacing w:after="200" w:line="276" w:lineRule="auto"/>
+        <w:spacing w:after="200"/>
       </w:pPr>
     </w:p>
     <w:p>
       <w:pPr>
-        <w:spacing w:after="200" w:line="276" w:lineRule="auto"/>
+        <w:spacing w:after="200"/>
       </w:pPr>
     </w:p>
     <w:p>
       <w:pPr>
-        <w:spacing w:after="200" w:line="276" w:lineRule="auto"/>
+        <w:spacing w:after="200"/>
       </w:pPr>
     </w:p>
     <w:p>
       <w:pPr>
-        <w:spacing w:after="200" w:line="276" w:lineRule="auto"/>
+        <w:spacing w:after="200"/>
       </w:pPr>
     </w:p>
     <w:p>
       <w:pPr>
-        <w:spacing w:after="200" w:line="276" w:lineRule="auto"/>
+        <w:spacing w:after="200"/>
       </w:pPr>
     </w:p>
     <w:p>
       <w:pPr>
-        <w:spacing w:after="200" w:line="276" w:lineRule="auto"/>
+        <w:spacing w:after="200"/>
       </w:pPr>
     </w:p>
     <w:p>
@@ -474,7 +470,6 @@
         <w:pStyle w:val="Heading1"/>
       </w:pPr>
       <w:r>
-        <w:lastRenderedPageBreak/>
         <w:t>Pricing</w:t>
       </w:r>
     </w:p>
@@ -856,7 +851,7 @@
           <w:p>
             <w:pPr>
               <w:pStyle w:val="NoSpacing"/>
-              <w:spacing w:before="120"/>
+              <w:spacing w:before="120" w:line="276" w:lineRule="auto"/>
             </w:pPr>
             <w:r>
               <w:t>Authorized signature</w:t>
@@ -1508,6 +1503,120 @@
     </w:lvl>
   </w:abstractNum>
   <w:abstractNum w:abstractNumId="1" w15:restartNumberingAfterBreak="0">
+    <w:nsid w:val="02EE063A"/>
+    <w:multiLevelType w:val="hybridMultilevel"/>
+    <w:tmpl w:val="F4980DA4"/>
+    <w:lvl w:ilvl="0" w:tplc="8D7EA2EC">
+      <w:start w:val="1"/>
+      <w:numFmt w:val="bullet"/>
+      <w:pStyle w:val="GEOptimizeBullet"/>
+      <w:lvlText w:val=""/>
+      <w:lvlJc w:val="left"/>
+      <w:pPr>
+        <w:ind w:left="720" w:hanging="360"/>
+      </w:pPr>
+      <w:rPr>
+        <w:rFonts w:ascii="Symbol" w:hAnsi="Symbol" w:hint="default"/>
+      </w:rPr>
+    </w:lvl>
+    <w:lvl w:ilvl="1" w:tplc="FFFFFFFF" w:tentative="1">
+      <w:start w:val="1"/>
+      <w:numFmt w:val="bullet"/>
+      <w:lvlText w:val="o"/>
+      <w:lvlJc w:val="left"/>
+      <w:pPr>
+        <w:ind w:left="1440" w:hanging="360"/>
+      </w:pPr>
+      <w:rPr>
+        <w:rFonts w:ascii="Courier New" w:hAnsi="Courier New" w:cs="Courier New" w:hint="default"/>
+      </w:rPr>
+    </w:lvl>
+    <w:lvl w:ilvl="2" w:tplc="FFFFFFFF" w:tentative="1">
+      <w:start w:val="1"/>
+      <w:numFmt w:val="bullet"/>
+      <w:lvlText w:val=""/>
+      <w:lvlJc w:val="left"/>
+      <w:pPr>
+        <w:ind w:left="2160" w:hanging="360"/>
+      </w:pPr>
+      <w:rPr>
+        <w:rFonts w:ascii="Wingdings" w:hAnsi="Wingdings" w:hint="default"/>
+      </w:rPr>
+    </w:lvl>
+    <w:lvl w:ilvl="3" w:tplc="FFFFFFFF" w:tentative="1">
+      <w:start w:val="1"/>
+      <w:numFmt w:val="bullet"/>
+      <w:lvlText w:val=""/>
+      <w:lvlJc w:val="left"/>
+      <w:pPr>
+        <w:ind w:left="2880" w:hanging="360"/>
+      </w:pPr>
+      <w:rPr>
+        <w:rFonts w:ascii="Symbol" w:hAnsi="Symbol" w:hint="default"/>
+      </w:rPr>
+    </w:lvl>
+    <w:lvl w:ilvl="4" w:tplc="FFFFFFFF" w:tentative="1">
+      <w:start w:val="1"/>
+      <w:numFmt w:val="bullet"/>
+      <w:lvlText w:val="o"/>
+      <w:lvlJc w:val="left"/>
+      <w:pPr>
+        <w:ind w:left="3600" w:hanging="360"/>
+      </w:pPr>
+      <w:rPr>
+        <w:rFonts w:ascii="Courier New" w:hAnsi="Courier New" w:cs="Courier New" w:hint="default"/>
+      </w:rPr>
+    </w:lvl>
+    <w:lvl w:ilvl="5" w:tplc="FFFFFFFF" w:tentative="1">
+      <w:start w:val="1"/>
+      <w:numFmt w:val="bullet"/>
+      <w:lvlText w:val=""/>
+      <w:lvlJc w:val="left"/>
+      <w:pPr>
+        <w:ind w:left="4320" w:hanging="360"/>
+      </w:pPr>
+      <w:rPr>
+        <w:rFonts w:ascii="Wingdings" w:hAnsi="Wingdings" w:hint="default"/>
+      </w:rPr>
+    </w:lvl>
+    <w:lvl w:ilvl="6" w:tplc="FFFFFFFF" w:tentative="1">
+      <w:start w:val="1"/>
+      <w:numFmt w:val="bullet"/>
+      <w:lvlText w:val=""/>
+      <w:lvlJc w:val="left"/>
+      <w:pPr>
+        <w:ind w:left="5040" w:hanging="360"/>
+      </w:pPr>
+      <w:rPr>
+        <w:rFonts w:ascii="Symbol" w:hAnsi="Symbol" w:hint="default"/>
+      </w:rPr>
+    </w:lvl>
+    <w:lvl w:ilvl="7" w:tplc="FFFFFFFF" w:tentative="1">
+      <w:start w:val="1"/>
+      <w:numFmt w:val="bullet"/>
+      <w:lvlText w:val="o"/>
+      <w:lvlJc w:val="left"/>
+      <w:pPr>
+        <w:ind w:left="5760" w:hanging="360"/>
+      </w:pPr>
+      <w:rPr>
+        <w:rFonts w:ascii="Courier New" w:hAnsi="Courier New" w:cs="Courier New" w:hint="default"/>
+      </w:rPr>
+    </w:lvl>
+    <w:lvl w:ilvl="8" w:tplc="FFFFFFFF" w:tentative="1">
+      <w:start w:val="1"/>
+      <w:numFmt w:val="bullet"/>
+      <w:lvlText w:val=""/>
+      <w:lvlJc w:val="left"/>
+      <w:pPr>
+        <w:ind w:left="6480" w:hanging="360"/>
+      </w:pPr>
+      <w:rPr>
+        <w:rFonts w:ascii="Wingdings" w:hAnsi="Wingdings" w:hint="default"/>
+      </w:rPr>
+    </w:lvl>
+  </w:abstractNum>
+  <w:abstractNum w:abstractNumId="2" w15:restartNumberingAfterBreak="0">
     <w:nsid w:val="0506602D"/>
     <w:multiLevelType w:val="hybridMultilevel"/>
     <w:tmpl w:val="A060F5D6"/>
@@ -1625,7 +1734,7 @@
       </w:rPr>
     </w:lvl>
   </w:abstractNum>
-  <w:abstractNum w:abstractNumId="2" w15:restartNumberingAfterBreak="0">
+  <w:abstractNum w:abstractNumId="3" w15:restartNumberingAfterBreak="0">
     <w:nsid w:val="07807115"/>
     <w:multiLevelType w:val="hybridMultilevel"/>
     <w:tmpl w:val="EF1C8C84"/>
@@ -1738,7 +1847,7 @@
       </w:rPr>
     </w:lvl>
   </w:abstractNum>
-  <w:abstractNum w:abstractNumId="3" w15:restartNumberingAfterBreak="0">
+  <w:abstractNum w:abstractNumId="4" w15:restartNumberingAfterBreak="0">
     <w:nsid w:val="0B864692"/>
     <w:multiLevelType w:val="multilevel"/>
     <w:tmpl w:val="579A111E"/>
@@ -1887,7 +1996,7 @@
       </w:rPr>
     </w:lvl>
   </w:abstractNum>
-  <w:abstractNum w:abstractNumId="4" w15:restartNumberingAfterBreak="0">
+  <w:abstractNum w:abstractNumId="5" w15:restartNumberingAfterBreak="0">
     <w:nsid w:val="0D6A4D3C"/>
     <w:multiLevelType w:val="multilevel"/>
     <w:tmpl w:val="93D4BD36"/>
@@ -2036,7 +2145,7 @@
       </w:rPr>
     </w:lvl>
   </w:abstractNum>
-  <w:abstractNum w:abstractNumId="5" w15:restartNumberingAfterBreak="0">
+  <w:abstractNum w:abstractNumId="6" w15:restartNumberingAfterBreak="0">
     <w:nsid w:val="0F7B09C8"/>
     <w:multiLevelType w:val="hybridMultilevel"/>
     <w:tmpl w:val="E3689294"/>
@@ -2149,7 +2258,7 @@
       </w:rPr>
     </w:lvl>
   </w:abstractNum>
-  <w:abstractNum w:abstractNumId="6" w15:restartNumberingAfterBreak="0">
+  <w:abstractNum w:abstractNumId="7" w15:restartNumberingAfterBreak="0">
     <w:nsid w:val="141A5FFD"/>
     <w:multiLevelType w:val="hybridMultilevel"/>
     <w:tmpl w:val="51C45E7C"/>
@@ -2262,7 +2371,120 @@
       </w:rPr>
     </w:lvl>
   </w:abstractNum>
-  <w:abstractNum w:abstractNumId="7" w15:restartNumberingAfterBreak="0">
+  <w:abstractNum w:abstractNumId="8" w15:restartNumberingAfterBreak="0">
+    <w:nsid w:val="2ABF2651"/>
+    <w:multiLevelType w:val="hybridMultilevel"/>
+    <w:tmpl w:val="73D082A8"/>
+    <w:lvl w:ilvl="0" w:tplc="04090001">
+      <w:start w:val="1"/>
+      <w:numFmt w:val="bullet"/>
+      <w:lvlText w:val=""/>
+      <w:lvlJc w:val="left"/>
+      <w:pPr>
+        <w:ind w:left="720" w:hanging="360"/>
+      </w:pPr>
+      <w:rPr>
+        <w:rFonts w:ascii="Symbol" w:hAnsi="Symbol" w:hint="default"/>
+      </w:rPr>
+    </w:lvl>
+    <w:lvl w:ilvl="1" w:tplc="04090003" w:tentative="1">
+      <w:start w:val="1"/>
+      <w:numFmt w:val="bullet"/>
+      <w:lvlText w:val="o"/>
+      <w:lvlJc w:val="left"/>
+      <w:pPr>
+        <w:ind w:left="1440" w:hanging="360"/>
+      </w:pPr>
+      <w:rPr>
+        <w:rFonts w:ascii="Courier New" w:hAnsi="Courier New" w:cs="Courier New" w:hint="default"/>
+      </w:rPr>
+    </w:lvl>
+    <w:lvl w:ilvl="2" w:tplc="04090005" w:tentative="1">
+      <w:start w:val="1"/>
+      <w:numFmt w:val="bullet"/>
+      <w:lvlText w:val=""/>
+      <w:lvlJc w:val="left"/>
+      <w:pPr>
+        <w:ind w:left="2160" w:hanging="360"/>
+      </w:pPr>
+      <w:rPr>
+        <w:rFonts w:ascii="Wingdings" w:hAnsi="Wingdings" w:hint="default"/>
+      </w:rPr>
+    </w:lvl>
+    <w:lvl w:ilvl="3" w:tplc="04090001" w:tentative="1">
+      <w:start w:val="1"/>
+      <w:numFmt w:val="bullet"/>
+      <w:lvlText w:val=""/>
+      <w:lvlJc w:val="left"/>
+      <w:pPr>
+        <w:ind w:left="2880" w:hanging="360"/>
+      </w:pPr>
+      <w:rPr>
+        <w:rFonts w:ascii="Symbol" w:hAnsi="Symbol" w:hint="default"/>
+      </w:rPr>
+    </w:lvl>
+    <w:lvl w:ilvl="4" w:tplc="04090003" w:tentative="1">
+      <w:start w:val="1"/>
+      <w:numFmt w:val="bullet"/>
+      <w:lvlText w:val="o"/>
+      <w:lvlJc w:val="left"/>
+      <w:pPr>
+        <w:ind w:left="3600" w:hanging="360"/>
+      </w:pPr>
+      <w:rPr>
+        <w:rFonts w:ascii="Courier New" w:hAnsi="Courier New" w:cs="Courier New" w:hint="default"/>
+      </w:rPr>
+    </w:lvl>
+    <w:lvl w:ilvl="5" w:tplc="04090005" w:tentative="1">
+      <w:start w:val="1"/>
+      <w:numFmt w:val="bullet"/>
+      <w:lvlText w:val=""/>
+      <w:lvlJc w:val="left"/>
+      <w:pPr>
+        <w:ind w:left="4320" w:hanging="360"/>
+      </w:pPr>
+      <w:rPr>
+        <w:rFonts w:ascii="Wingdings" w:hAnsi="Wingdings" w:hint="default"/>
+      </w:rPr>
+    </w:lvl>
+    <w:lvl w:ilvl="6" w:tplc="04090001" w:tentative="1">
+      <w:start w:val="1"/>
+      <w:numFmt w:val="bullet"/>
+      <w:lvlText w:val=""/>
+      <w:lvlJc w:val="left"/>
+      <w:pPr>
+        <w:ind w:left="5040" w:hanging="360"/>
+      </w:pPr>
+      <w:rPr>
+        <w:rFonts w:ascii="Symbol" w:hAnsi="Symbol" w:hint="default"/>
+      </w:rPr>
+    </w:lvl>
+    <w:lvl w:ilvl="7" w:tplc="04090003" w:tentative="1">
+      <w:start w:val="1"/>
+      <w:numFmt w:val="bullet"/>
+      <w:lvlText w:val="o"/>
+      <w:lvlJc w:val="left"/>
+      <w:pPr>
+        <w:ind w:left="5760" w:hanging="360"/>
+      </w:pPr>
+      <w:rPr>
+        <w:rFonts w:ascii="Courier New" w:hAnsi="Courier New" w:cs="Courier New" w:hint="default"/>
+      </w:rPr>
+    </w:lvl>
+    <w:lvl w:ilvl="8" w:tplc="04090005" w:tentative="1">
+      <w:start w:val="1"/>
+      <w:numFmt w:val="bullet"/>
+      <w:lvlText w:val=""/>
+      <w:lvlJc w:val="left"/>
+      <w:pPr>
+        <w:ind w:left="6480" w:hanging="360"/>
+      </w:pPr>
+      <w:rPr>
+        <w:rFonts w:ascii="Wingdings" w:hAnsi="Wingdings" w:hint="default"/>
+      </w:rPr>
+    </w:lvl>
+  </w:abstractNum>
+  <w:abstractNum w:abstractNumId="9" w15:restartNumberingAfterBreak="0">
     <w:nsid w:val="2B006C33"/>
     <w:multiLevelType w:val="hybridMultilevel"/>
     <w:tmpl w:val="1DDE288E"/>
@@ -2377,7 +2599,7 @@
       </w:rPr>
     </w:lvl>
   </w:abstractNum>
-  <w:abstractNum w:abstractNumId="8" w15:restartNumberingAfterBreak="0">
+  <w:abstractNum w:abstractNumId="10" w15:restartNumberingAfterBreak="0">
     <w:nsid w:val="2C5B6CC5"/>
     <w:multiLevelType w:val="hybridMultilevel"/>
     <w:tmpl w:val="2EE6961A"/>
@@ -2490,7 +2712,7 @@
       </w:rPr>
     </w:lvl>
   </w:abstractNum>
-  <w:abstractNum w:abstractNumId="9" w15:restartNumberingAfterBreak="0">
+  <w:abstractNum w:abstractNumId="11" w15:restartNumberingAfterBreak="0">
     <w:nsid w:val="2FAD2C25"/>
     <w:multiLevelType w:val="hybridMultilevel"/>
     <w:tmpl w:val="60D06B72"/>
@@ -2609,7 +2831,7 @@
       </w:rPr>
     </w:lvl>
   </w:abstractNum>
-  <w:abstractNum w:abstractNumId="10" w15:restartNumberingAfterBreak="0">
+  <w:abstractNum w:abstractNumId="12" w15:restartNumberingAfterBreak="0">
     <w:nsid w:val="3FB25923"/>
     <w:multiLevelType w:val="hybridMultilevel"/>
     <w:tmpl w:val="D74AACAE"/>
@@ -2722,7 +2944,7 @@
       </w:rPr>
     </w:lvl>
   </w:abstractNum>
-  <w:abstractNum w:abstractNumId="11" w15:restartNumberingAfterBreak="0">
+  <w:abstractNum w:abstractNumId="13" w15:restartNumberingAfterBreak="0">
     <w:nsid w:val="4D267A84"/>
     <w:multiLevelType w:val="hybridMultilevel"/>
     <w:tmpl w:val="303E0368"/>
@@ -2813,7 +3035,7 @@
       </w:pPr>
     </w:lvl>
   </w:abstractNum>
-  <w:abstractNum w:abstractNumId="12" w15:restartNumberingAfterBreak="0">
+  <w:abstractNum w:abstractNumId="14" w15:restartNumberingAfterBreak="0">
     <w:nsid w:val="509952C2"/>
     <w:multiLevelType w:val="hybridMultilevel"/>
     <w:tmpl w:val="850A74BC"/>
@@ -2928,7 +3150,7 @@
       </w:rPr>
     </w:lvl>
   </w:abstractNum>
-  <w:abstractNum w:abstractNumId="13" w15:restartNumberingAfterBreak="0">
+  <w:abstractNum w:abstractNumId="15" w15:restartNumberingAfterBreak="0">
     <w:nsid w:val="55695C3A"/>
     <w:multiLevelType w:val="hybridMultilevel"/>
     <w:tmpl w:val="CF9C20FA"/>
@@ -3041,7 +3263,7 @@
       </w:rPr>
     </w:lvl>
   </w:abstractNum>
-  <w:abstractNum w:abstractNumId="14" w15:restartNumberingAfterBreak="0">
+  <w:abstractNum w:abstractNumId="16" w15:restartNumberingAfterBreak="0">
     <w:nsid w:val="563F089D"/>
     <w:multiLevelType w:val="hybridMultilevel"/>
     <w:tmpl w:val="7F1E169A"/>
@@ -3139,7 +3361,7 @@
       </w:pPr>
     </w:lvl>
   </w:abstractNum>
-  <w:abstractNum w:abstractNumId="15" w15:restartNumberingAfterBreak="0">
+  <w:abstractNum w:abstractNumId="17" w15:restartNumberingAfterBreak="0">
     <w:nsid w:val="575C2630"/>
     <w:multiLevelType w:val="hybridMultilevel"/>
     <w:tmpl w:val="905473E0"/>
@@ -3230,7 +3452,7 @@
       </w:pPr>
     </w:lvl>
   </w:abstractNum>
-  <w:abstractNum w:abstractNumId="16" w15:restartNumberingAfterBreak="0">
+  <w:abstractNum w:abstractNumId="18" w15:restartNumberingAfterBreak="0">
     <w:nsid w:val="57A9450E"/>
     <w:multiLevelType w:val="hybridMultilevel"/>
     <w:tmpl w:val="33D02FDC"/>
@@ -3349,7 +3571,7 @@
       </w:rPr>
     </w:lvl>
   </w:abstractNum>
-  <w:abstractNum w:abstractNumId="17" w15:restartNumberingAfterBreak="0">
+  <w:abstractNum w:abstractNumId="19" w15:restartNumberingAfterBreak="0">
     <w:nsid w:val="57F94446"/>
     <w:multiLevelType w:val="hybridMultilevel"/>
     <w:tmpl w:val="21644C06"/>
@@ -3468,7 +3690,7 @@
       </w:rPr>
     </w:lvl>
   </w:abstractNum>
-  <w:abstractNum w:abstractNumId="18" w15:restartNumberingAfterBreak="0">
+  <w:abstractNum w:abstractNumId="20" w15:restartNumberingAfterBreak="0">
     <w:nsid w:val="629076A5"/>
     <w:multiLevelType w:val="hybridMultilevel"/>
     <w:tmpl w:val="D4960BD4"/>
@@ -3581,7 +3803,7 @@
       </w:rPr>
     </w:lvl>
   </w:abstractNum>
-  <w:abstractNum w:abstractNumId="19" w15:restartNumberingAfterBreak="0">
+  <w:abstractNum w:abstractNumId="21" w15:restartNumberingAfterBreak="0">
     <w:nsid w:val="65E84D09"/>
     <w:multiLevelType w:val="hybridMultilevel"/>
     <w:tmpl w:val="26B43202"/>
@@ -3694,7 +3916,7 @@
       </w:rPr>
     </w:lvl>
   </w:abstractNum>
-  <w:abstractNum w:abstractNumId="20" w15:restartNumberingAfterBreak="0">
+  <w:abstractNum w:abstractNumId="22" w15:restartNumberingAfterBreak="0">
     <w:nsid w:val="67EF16AB"/>
     <w:multiLevelType w:val="hybridMultilevel"/>
     <w:tmpl w:val="A894BB84"/>
@@ -3807,7 +4029,7 @@
       </w:rPr>
     </w:lvl>
   </w:abstractNum>
-  <w:abstractNum w:abstractNumId="21" w15:restartNumberingAfterBreak="0">
+  <w:abstractNum w:abstractNumId="23" w15:restartNumberingAfterBreak="0">
     <w:nsid w:val="723109E7"/>
     <w:multiLevelType w:val="hybridMultilevel"/>
     <w:tmpl w:val="28AA642C"/>
@@ -3920,7 +4142,7 @@
       </w:rPr>
     </w:lvl>
   </w:abstractNum>
-  <w:abstractNum w:abstractNumId="22" w15:restartNumberingAfterBreak="0">
+  <w:abstractNum w:abstractNumId="24" w15:restartNumberingAfterBreak="0">
     <w:nsid w:val="73E56D18"/>
     <w:multiLevelType w:val="hybridMultilevel"/>
     <w:tmpl w:val="228E1450"/>
@@ -4033,7 +4255,7 @@
       </w:rPr>
     </w:lvl>
   </w:abstractNum>
-  <w:abstractNum w:abstractNumId="23" w15:restartNumberingAfterBreak="0">
+  <w:abstractNum w:abstractNumId="25" w15:restartNumberingAfterBreak="0">
     <w:nsid w:val="7A3A6226"/>
     <w:multiLevelType w:val="hybridMultilevel"/>
     <w:tmpl w:val="541AD98E"/>
@@ -4147,81 +4369,87 @@
     </w:lvl>
   </w:abstractNum>
   <w:num w:numId="1" w16cid:durableId="116876116">
+    <w:abstractNumId w:val="19"/>
+  </w:num>
+  <w:num w:numId="2" w16cid:durableId="1334843539">
+    <w:abstractNumId w:val="14"/>
+  </w:num>
+  <w:num w:numId="3" w16cid:durableId="134303198">
     <w:abstractNumId w:val="17"/>
   </w:num>
-  <w:num w:numId="2" w16cid:durableId="1334843539">
-    <w:abstractNumId w:val="12"/>
-  </w:num>
-  <w:num w:numId="3" w16cid:durableId="134303198">
-    <w:abstractNumId w:val="15"/>
-  </w:num>
   <w:num w:numId="4" w16cid:durableId="316495567">
-    <w:abstractNumId w:val="11"/>
+    <w:abstractNumId w:val="13"/>
   </w:num>
   <w:num w:numId="5" w16cid:durableId="2090538870">
-    <w:abstractNumId w:val="14"/>
+    <w:abstractNumId w:val="16"/>
   </w:num>
   <w:num w:numId="6" w16cid:durableId="840853938">
-    <w:abstractNumId w:val="1"/>
+    <w:abstractNumId w:val="2"/>
   </w:num>
   <w:num w:numId="7" w16cid:durableId="497883697">
-    <w:abstractNumId w:val="7"/>
+    <w:abstractNumId w:val="9"/>
   </w:num>
   <w:num w:numId="8" w16cid:durableId="470827870">
-    <w:abstractNumId w:val="12"/>
+    <w:abstractNumId w:val="14"/>
     <w:lvlOverride w:ilvl="0">
       <w:startOverride w:val="1"/>
     </w:lvlOverride>
   </w:num>
   <w:num w:numId="9" w16cid:durableId="1126002142">
-    <w:abstractNumId w:val="9"/>
+    <w:abstractNumId w:val="11"/>
   </w:num>
   <w:num w:numId="10" w16cid:durableId="1153179182">
     <w:abstractNumId w:val="0"/>
   </w:num>
   <w:num w:numId="11" w16cid:durableId="859585441">
-    <w:abstractNumId w:val="16"/>
+    <w:abstractNumId w:val="18"/>
   </w:num>
   <w:num w:numId="12" w16cid:durableId="1400707871">
+    <w:abstractNumId w:val="4"/>
+  </w:num>
+  <w:num w:numId="13" w16cid:durableId="836188949">
+    <w:abstractNumId w:val="23"/>
+  </w:num>
+  <w:num w:numId="14" w16cid:durableId="581598882">
+    <w:abstractNumId w:val="24"/>
+  </w:num>
+  <w:num w:numId="15" w16cid:durableId="1245258365">
+    <w:abstractNumId w:val="7"/>
+  </w:num>
+  <w:num w:numId="16" w16cid:durableId="1588266131">
+    <w:abstractNumId w:val="20"/>
+  </w:num>
+  <w:num w:numId="17" w16cid:durableId="1900632764">
+    <w:abstractNumId w:val="6"/>
+  </w:num>
+  <w:num w:numId="18" w16cid:durableId="524294037">
+    <w:abstractNumId w:val="15"/>
+  </w:num>
+  <w:num w:numId="19" w16cid:durableId="1945847127">
+    <w:abstractNumId w:val="22"/>
+  </w:num>
+  <w:num w:numId="20" w16cid:durableId="2069526024">
+    <w:abstractNumId w:val="21"/>
+  </w:num>
+  <w:num w:numId="21" w16cid:durableId="1618564211">
+    <w:abstractNumId w:val="25"/>
+  </w:num>
+  <w:num w:numId="22" w16cid:durableId="1612395771">
+    <w:abstractNumId w:val="12"/>
+  </w:num>
+  <w:num w:numId="23" w16cid:durableId="873157465">
+    <w:abstractNumId w:val="5"/>
+  </w:num>
+  <w:num w:numId="24" w16cid:durableId="1521772647">
     <w:abstractNumId w:val="3"/>
   </w:num>
-  <w:num w:numId="13" w16cid:durableId="836188949">
-    <w:abstractNumId w:val="21"/>
-  </w:num>
-  <w:num w:numId="14" w16cid:durableId="581598882">
-    <w:abstractNumId w:val="22"/>
-  </w:num>
-  <w:num w:numId="15" w16cid:durableId="1245258365">
-    <w:abstractNumId w:val="6"/>
-  </w:num>
-  <w:num w:numId="16" w16cid:durableId="1588266131">
-    <w:abstractNumId w:val="18"/>
-  </w:num>
-  <w:num w:numId="17" w16cid:durableId="1900632764">
-    <w:abstractNumId w:val="5"/>
-  </w:num>
-  <w:num w:numId="18" w16cid:durableId="524294037">
-    <w:abstractNumId w:val="13"/>
-  </w:num>
-  <w:num w:numId="19" w16cid:durableId="1945847127">
-    <w:abstractNumId w:val="20"/>
-  </w:num>
-  <w:num w:numId="20" w16cid:durableId="2069526024">
-    <w:abstractNumId w:val="19"/>
-  </w:num>
-  <w:num w:numId="21" w16cid:durableId="1618564211">
-    <w:abstractNumId w:val="23"/>
-  </w:num>
-  <w:num w:numId="22" w16cid:durableId="1612395771">
+  <w:num w:numId="25" w16cid:durableId="1937593380">
     <w:abstractNumId w:val="10"/>
   </w:num>
-  <w:num w:numId="23" w16cid:durableId="873157465">
-    <w:abstractNumId w:val="4"/>
+  <w:num w:numId="26" w16cid:durableId="2131044922">
+    <w:abstractNumId w:val="1"/>
   </w:num>
-  <w:num w:numId="24" w16cid:durableId="1521772647">
-    <w:abstractNumId w:val="2"/>
-  </w:num>
-  <w:num w:numId="25" w16cid:durableId="1937593380">
+  <w:num w:numId="27" w16cid:durableId="1970240247">
     <w:abstractNumId w:val="8"/>
   </w:num>
 </w:numbering>
@@ -4625,9 +4853,9 @@
   <w:style w:type="paragraph" w:default="1" w:styleId="Normal">
     <w:name w:val="Normal"/>
     <w:qFormat/>
-    <w:rsid w:val="00C677CD"/>
+    <w:rsid w:val="000D1901"/>
     <w:pPr>
-      <w:spacing w:after="120" w:line="240" w:lineRule="auto"/>
+      <w:spacing w:after="120" w:line="276" w:lineRule="auto"/>
     </w:pPr>
   </w:style>
   <w:style w:type="paragraph" w:styleId="Heading1">
@@ -4661,7 +4889,7 @@
     <w:uiPriority w:val="9"/>
     <w:unhideWhenUsed/>
     <w:qFormat/>
-    <w:rsid w:val="00897702"/>
+    <w:rsid w:val="009F33C8"/>
     <w:pPr>
       <w:keepNext/>
       <w:keepLines/>
@@ -4866,7 +5094,7 @@
     <w:basedOn w:val="DefaultParagraphFont"/>
     <w:link w:val="Heading2"/>
     <w:uiPriority w:val="9"/>
-    <w:rsid w:val="00897702"/>
+    <w:rsid w:val="009F33C8"/>
     <w:rPr>
       <w:rFonts w:asciiTheme="majorHAnsi" w:eastAsiaTheme="majorEastAsia" w:hAnsiTheme="majorHAnsi" w:cstheme="majorBidi"/>
       <w:b/>
@@ -5335,6 +5563,20 @@
       <w:bCs/>
     </w:rPr>
   </w:style>
+  <w:style w:type="paragraph" w:customStyle="1" w:styleId="GEOptimizeBullet">
+    <w:name w:val="GEOptimize Bullet"/>
+    <w:basedOn w:val="ListParagraph"/>
+    <w:qFormat/>
+    <w:rsid w:val="002D3AB7"/>
+    <w:pPr>
+      <w:numPr>
+        <w:numId w:val="26"/>
+      </w:numPr>
+      <w:spacing w:after="160"/>
+      <w:ind w:left="714" w:hanging="357"/>
+      <w:contextualSpacing w:val="0"/>
+    </w:pPr>
+  </w:style>
 </w:styles>
 </file>
 
@@ -5540,30 +5782,6 @@
 </file>
 
 <file path=customXml/item1.xml><?xml version="1.0" encoding="utf-8"?>
-<?mso-contentType ?>
-<FormTemplates xmlns="http://schemas.microsoft.com/sharepoint/v3/contenttype/forms">
-  <Display>DocumentLibraryForm</Display>
-  <Edit>DocumentLibraryForm</Edit>
-  <New>DocumentLibraryForm</New>
-</FormTemplates>
-</file>
-
-<file path=customXml/item2.xml><?xml version="1.0" encoding="utf-8"?>
-<b:Sources xmlns:b="http://schemas.openxmlformats.org/officeDocument/2006/bibliography" xmlns="http://schemas.openxmlformats.org/officeDocument/2006/bibliography" SelectedStyle="\APASixthEditionOfficeOnline.xsl" StyleName="APA" Version="6"/>
-</file>
-
-<file path=customXml/item3.xml><?xml version="1.0" encoding="utf-8"?>
-<p:properties xmlns:p="http://schemas.microsoft.com/office/2006/metadata/properties" xmlns:xsi="http://www.w3.org/2001/XMLSchema-instance" xmlns:pc="http://schemas.microsoft.com/office/infopath/2007/PartnerControls">
-  <documentManagement>
-    <lcf76f155ced4ddcb4097134ff3c332f xmlns="8a065586-b361-4d15-80a1-da860cc5a6eb">
-      <Terms xmlns="http://schemas.microsoft.com/office/infopath/2007/PartnerControls"/>
-    </lcf76f155ced4ddcb4097134ff3c332f>
-    <TaxCatchAll xmlns="e6cdff0e-116e-46f8-aa38-14c3621f91b5" xsi:nil="true"/>
-  </documentManagement>
-</p:properties>
-</file>
-
-<file path=customXml/item4.xml><?xml version="1.0" encoding="utf-8"?>
 <ct:contentTypeSchema xmlns:ct="http://schemas.microsoft.com/office/2006/metadata/contentType" xmlns:ma="http://schemas.microsoft.com/office/2006/metadata/properties/metaAttributes" ct:_="" ma:_="" ma:contentTypeName="Document" ma:contentTypeID="0x01010035997B1F5B6CC34DBEB1EE2C8E55ADAE" ma:contentTypeVersion="17" ma:contentTypeDescription="Create a new document." ma:contentTypeScope="" ma:versionID="25415603c0d865c8b65c91837bde3145">
   <xsd:schema xmlns:xsd="http://www.w3.org/2001/XMLSchema" xmlns:xs="http://www.w3.org/2001/XMLSchema" xmlns:p="http://schemas.microsoft.com/office/2006/metadata/properties" xmlns:ns2="e6cdff0e-116e-46f8-aa38-14c3621f91b5" xmlns:ns3="8a065586-b361-4d15-80a1-da860cc5a6eb" targetNamespace="http://schemas.microsoft.com/office/2006/metadata/properties" ma:root="true" ma:fieldsID="47c105efd8749e8d61a6dd4f51dd50e4" ns2:_="" ns3:_="">
     <xsd:import namespace="e6cdff0e-116e-46f8-aa38-14c3621f91b5"/>
@@ -5800,34 +6018,31 @@
 </ct:contentTypeSchema>
 </file>
 
-<file path=customXml/itemProps1.xml><?xml version="1.0" encoding="utf-8"?>
-<ds:datastoreItem xmlns:ds="http://schemas.openxmlformats.org/officeDocument/2006/customXml" ds:itemID="{2B4934A8-C27E-4D65-9615-0EDA32E1E0E8}">
-  <ds:schemaRefs>
-    <ds:schemaRef ds:uri="http://schemas.microsoft.com/sharepoint/v3/contenttype/forms"/>
-  </ds:schemaRefs>
-</ds:datastoreItem>
+<file path=customXml/item2.xml><?xml version="1.0" encoding="utf-8"?>
+<p:properties xmlns:p="http://schemas.microsoft.com/office/2006/metadata/properties" xmlns:xsi="http://www.w3.org/2001/XMLSchema-instance" xmlns:pc="http://schemas.microsoft.com/office/infopath/2007/PartnerControls">
+  <documentManagement>
+    <lcf76f155ced4ddcb4097134ff3c332f xmlns="8a065586-b361-4d15-80a1-da860cc5a6eb">
+      <Terms xmlns="http://schemas.microsoft.com/office/infopath/2007/PartnerControls"/>
+    </lcf76f155ced4ddcb4097134ff3c332f>
+    <TaxCatchAll xmlns="e6cdff0e-116e-46f8-aa38-14c3621f91b5" xsi:nil="true"/>
+  </documentManagement>
+</p:properties>
 </file>
 
-<file path=customXml/itemProps2.xml><?xml version="1.0" encoding="utf-8"?>
-<ds:datastoreItem xmlns:ds="http://schemas.openxmlformats.org/officeDocument/2006/customXml" ds:itemID="{F651E69B-9FB4-47BE-9AAF-521DDCBBC769}">
-  <ds:schemaRefs>
-    <ds:schemaRef ds:uri="http://schemas.openxmlformats.org/officeDocument/2006/bibliography"/>
-  </ds:schemaRefs>
-</ds:datastoreItem>
+<file path=customXml/item3.xml><?xml version="1.0" encoding="utf-8"?>
+<b:Sources xmlns:b="http://schemas.openxmlformats.org/officeDocument/2006/bibliography" xmlns="http://schemas.openxmlformats.org/officeDocument/2006/bibliography" SelectedStyle="\APASixthEditionOfficeOnline.xsl" StyleName="APA" Version="6"/>
 </file>
 
-<file path=customXml/itemProps3.xml><?xml version="1.0" encoding="utf-8"?>
-<ds:datastoreItem xmlns:ds="http://schemas.openxmlformats.org/officeDocument/2006/customXml" ds:itemID="{2F2914F0-8FE0-4B57-8AE0-1E678E8BEB6F}">
-  <ds:schemaRefs>
-    <ds:schemaRef ds:uri="http://schemas.microsoft.com/office/2006/metadata/properties"/>
-    <ds:schemaRef ds:uri="http://schemas.microsoft.com/office/infopath/2007/PartnerControls"/>
-    <ds:schemaRef ds:uri="8a065586-b361-4d15-80a1-da860cc5a6eb"/>
-    <ds:schemaRef ds:uri="e6cdff0e-116e-46f8-aa38-14c3621f91b5"/>
-  </ds:schemaRefs>
-</ds:datastoreItem>
+<file path=customXml/item4.xml><?xml version="1.0" encoding="utf-8"?>
+<?mso-contentType ?>
+<FormTemplates xmlns="http://schemas.microsoft.com/sharepoint/v3/contenttype/forms">
+  <Display>DocumentLibraryForm</Display>
+  <Edit>DocumentLibraryForm</Edit>
+  <New>DocumentLibraryForm</New>
+</FormTemplates>
 </file>
 
-<file path=customXml/itemProps4.xml><?xml version="1.0" encoding="utf-8"?>
+<file path=customXml/itemProps1.xml><?xml version="1.0" encoding="utf-8"?>
 <ds:datastoreItem xmlns:ds="http://schemas.openxmlformats.org/officeDocument/2006/customXml" ds:itemID="{086B8DAC-5241-4020-B5DE-47D5801804B2}">
   <ds:schemaRefs>
     <ds:schemaRef ds:uri="http://schemas.microsoft.com/office/2006/metadata/contentType"/>
@@ -5846,6 +6061,33 @@
 </ds:datastoreItem>
 </file>
 
+<file path=customXml/itemProps2.xml><?xml version="1.0" encoding="utf-8"?>
+<ds:datastoreItem xmlns:ds="http://schemas.openxmlformats.org/officeDocument/2006/customXml" ds:itemID="{2F2914F0-8FE0-4B57-8AE0-1E678E8BEB6F}">
+  <ds:schemaRefs>
+    <ds:schemaRef ds:uri="http://schemas.microsoft.com/office/2006/metadata/properties"/>
+    <ds:schemaRef ds:uri="http://schemas.microsoft.com/office/infopath/2007/PartnerControls"/>
+    <ds:schemaRef ds:uri="8a065586-b361-4d15-80a1-da860cc5a6eb"/>
+    <ds:schemaRef ds:uri="e6cdff0e-116e-46f8-aa38-14c3621f91b5"/>
+  </ds:schemaRefs>
+</ds:datastoreItem>
+</file>
+
+<file path=customXml/itemProps3.xml><?xml version="1.0" encoding="utf-8"?>
+<ds:datastoreItem xmlns:ds="http://schemas.openxmlformats.org/officeDocument/2006/customXml" ds:itemID="{F651E69B-9FB4-47BE-9AAF-521DDCBBC769}">
+  <ds:schemaRefs>
+    <ds:schemaRef ds:uri="http://schemas.openxmlformats.org/officeDocument/2006/bibliography"/>
+  </ds:schemaRefs>
+</ds:datastoreItem>
+</file>
+
+<file path=customXml/itemProps4.xml><?xml version="1.0" encoding="utf-8"?>
+<ds:datastoreItem xmlns:ds="http://schemas.openxmlformats.org/officeDocument/2006/customXml" ds:itemID="{2B4934A8-C27E-4D65-9615-0EDA32E1E0E8}">
+  <ds:schemaRefs>
+    <ds:schemaRef ds:uri="http://schemas.microsoft.com/sharepoint/v3/contenttype/forms"/>
+  </ds:schemaRefs>
+</ds:datastoreItem>
+</file>
+
 <file path=docMetadata/LabelInfo.xml><?xml version="1.0" encoding="utf-8"?>
 <clbl:labelList xmlns:clbl="http://schemas.microsoft.com/office/2020/mipLabelMetadata">
   <clbl:label id="{861fe5f5-094a-4095-99f7-57c016577809}" enabled="0" method="" siteId="{861fe5f5-094a-4095-99f7-57c016577809}" removed="1"/>

--- a/templates/GEOptimize_Proposal_Master_Template.docx
+++ b/templates/GEOptimize_Proposal_Master_Template.docx
@@ -91,7 +91,13 @@
               <w:jc w:val="center"/>
             </w:pPr>
             <w:r>
-              <w:t>Proposal for:</w:t>
+              <w:t xml:space="preserve">Proposal </w:t>
+            </w:r>
+            <w:r>
+              <w:t>F</w:t>
+            </w:r>
+            <w:r>
+              <w:t>or:</w:t>
             </w:r>
           </w:p>
         </w:tc>
@@ -136,45 +142,101 @@
           <w:p>
             <w:pPr>
               <w:spacing w:after="9"/>
+              <w:jc w:val="center"/>
+              <w:rPr>
+                <w:sz w:val="20"/>
+                <w:szCs w:val="20"/>
+              </w:rPr>
             </w:pPr>
             <w:r>
+              <w:rPr>
+                <w:sz w:val="20"/>
+                <w:szCs w:val="20"/>
+              </w:rPr>
               <w:t>{{</w:t>
             </w:r>
             <w:proofErr w:type="spellStart"/>
             <w:r>
+              <w:rPr>
+                <w:sz w:val="20"/>
+                <w:szCs w:val="20"/>
+              </w:rPr>
               <w:t>client_name</w:t>
             </w:r>
             <w:proofErr w:type="spellEnd"/>
             <w:r>
+              <w:rPr>
+                <w:sz w:val="20"/>
+                <w:szCs w:val="20"/>
+              </w:rPr>
               <w:t>}}</w:t>
             </w:r>
           </w:p>
           <w:p>
             <w:pPr>
               <w:spacing w:after="9"/>
+              <w:jc w:val="center"/>
+              <w:rPr>
+                <w:sz w:val="20"/>
+                <w:szCs w:val="20"/>
+              </w:rPr>
             </w:pPr>
             <w:r>
+              <w:rPr>
+                <w:sz w:val="20"/>
+                <w:szCs w:val="20"/>
+              </w:rPr>
               <w:t>{{</w:t>
             </w:r>
             <w:proofErr w:type="spellStart"/>
             <w:r>
-              <w:t>client_contact</w:t>
+              <w:rPr>
+                <w:sz w:val="20"/>
+                <w:szCs w:val="20"/>
+              </w:rPr>
+              <w:t>client_</w:t>
+            </w:r>
+            <w:r>
+              <w:rPr>
+                <w:sz w:val="20"/>
+                <w:szCs w:val="20"/>
+              </w:rPr>
+              <w:t>company</w:t>
             </w:r>
             <w:proofErr w:type="spellEnd"/>
             <w:r>
+              <w:rPr>
+                <w:sz w:val="20"/>
+                <w:szCs w:val="20"/>
+              </w:rPr>
               <w:t>}}</w:t>
             </w:r>
           </w:p>
           <w:p>
+            <w:pPr>
+              <w:jc w:val="center"/>
+            </w:pPr>
             <w:r>
+              <w:rPr>
+                <w:sz w:val="20"/>
+                <w:szCs w:val="20"/>
+              </w:rPr>
               <w:t>{{</w:t>
             </w:r>
             <w:proofErr w:type="spellStart"/>
             <w:r>
+              <w:rPr>
+                <w:sz w:val="20"/>
+                <w:szCs w:val="20"/>
+              </w:rPr>
               <w:t>client_address</w:t>
             </w:r>
             <w:proofErr w:type="spellEnd"/>
             <w:r>
+              <w:rPr>
+                <w:sz w:val="20"/>
+                <w:szCs w:val="20"/>
+              </w:rPr>
               <w:t>}}</w:t>
             </w:r>
           </w:p>
@@ -424,41 +486,6 @@
       <w:r>
         <w:t>[[DELIVERABLES]]</w:t>
       </w:r>
-    </w:p>
-    <w:p>
-      <w:pPr>
-        <w:spacing w:after="200"/>
-      </w:pPr>
-    </w:p>
-    <w:p>
-      <w:pPr>
-        <w:spacing w:after="200"/>
-      </w:pPr>
-    </w:p>
-    <w:p>
-      <w:pPr>
-        <w:spacing w:after="200"/>
-      </w:pPr>
-    </w:p>
-    <w:p>
-      <w:pPr>
-        <w:spacing w:after="200"/>
-      </w:pPr>
-    </w:p>
-    <w:p>
-      <w:pPr>
-        <w:spacing w:after="200"/>
-      </w:pPr>
-    </w:p>
-    <w:p>
-      <w:pPr>
-        <w:spacing w:after="200"/>
-      </w:pPr>
-    </w:p>
-    <w:p>
-      <w:pPr>
-        <w:spacing w:after="200"/>
-      </w:pPr>
     </w:p>
     <w:p>
       <w:pPr>
@@ -777,42 +804,6 @@
         </w:rPr>
       </w:pPr>
     </w:p>
-    <w:p>
-      <w:pPr>
-        <w:pStyle w:val="BodyText"/>
-        <w:spacing w:after="240"/>
-        <w:rPr>
-          <w:noProof/>
-        </w:rPr>
-      </w:pPr>
-    </w:p>
-    <w:p>
-      <w:pPr>
-        <w:pStyle w:val="BodyText"/>
-        <w:spacing w:after="240"/>
-        <w:rPr>
-          <w:noProof/>
-        </w:rPr>
-      </w:pPr>
-    </w:p>
-    <w:p>
-      <w:pPr>
-        <w:pStyle w:val="BodyText"/>
-        <w:spacing w:after="240"/>
-        <w:rPr>
-          <w:noProof/>
-        </w:rPr>
-      </w:pPr>
-    </w:p>
-    <w:p>
-      <w:pPr>
-        <w:pStyle w:val="BodyText"/>
-        <w:spacing w:after="240"/>
-        <w:rPr>
-          <w:noProof/>
-        </w:rPr>
-      </w:pPr>
-    </w:p>
     <w:tbl>
       <w:tblPr>
         <w:tblStyle w:val="TableStyle1"/>
@@ -854,7 +845,13 @@
               <w:spacing w:before="120" w:line="276" w:lineRule="auto"/>
             </w:pPr>
             <w:r>
-              <w:t>Authorized signature</w:t>
+              <w:t xml:space="preserve">Authorized </w:t>
+            </w:r>
+            <w:r>
+              <w:t>S</w:t>
+            </w:r>
+            <w:r>
+              <w:t>ignature</w:t>
             </w:r>
             <w:r>
               <w:t xml:space="preserve"> </w:t>
@@ -873,6 +870,41 @@
         </w:rPr>
       </w:pPr>
     </w:p>
+    <w:p>
+      <w:pPr>
+        <w:pStyle w:val="BodyText"/>
+        <w:rPr>
+          <w:sz w:val="28"/>
+          <w:szCs w:val="24"/>
+        </w:rPr>
+      </w:pPr>
+    </w:p>
+    <w:p>
+      <w:pPr>
+        <w:pStyle w:val="BodyText"/>
+        <w:rPr>
+          <w:sz w:val="28"/>
+          <w:szCs w:val="24"/>
+        </w:rPr>
+      </w:pPr>
+    </w:p>
+    <w:p>
+      <w:pPr>
+        <w:pStyle w:val="Heading1"/>
+      </w:pPr>
+      <w:r>
+        <w:t>General Terms &amp; Conditions</w:t>
+      </w:r>
+    </w:p>
+    <w:p>
+      <w:pPr>
+        <w:pStyle w:val="Legal"/>
+      </w:pPr>
+      <w:r>
+        <w:t>[[TERMS_AND_CONDITIONS]]</w:t>
+      </w:r>
+    </w:p>
+    <w:p/>
     <w:sectPr>
       <w:footerReference w:type="default" r:id="rId11"/>
       <w:headerReference w:type="first" r:id="rId12"/>
@@ -5567,15 +5599,28 @@
     <w:name w:val="GEOptimize Bullet"/>
     <w:basedOn w:val="ListParagraph"/>
     <w:qFormat/>
-    <w:rsid w:val="002D3AB7"/>
+    <w:rsid w:val="00313548"/>
     <w:pPr>
       <w:numPr>
         <w:numId w:val="26"/>
       </w:numPr>
-      <w:spacing w:after="160"/>
+      <w:spacing w:after="80"/>
       <w:ind w:left="714" w:hanging="357"/>
       <w:contextualSpacing w:val="0"/>
     </w:pPr>
+  </w:style>
+  <w:style w:type="paragraph" w:customStyle="1" w:styleId="Legal">
+    <w:name w:val="Legal"/>
+    <w:basedOn w:val="Normal"/>
+    <w:qFormat/>
+    <w:rsid w:val="00EC025A"/>
+    <w:pPr>
+      <w:spacing w:line="240" w:lineRule="auto"/>
+      <w:contextualSpacing/>
+    </w:pPr>
+    <w:rPr>
+      <w:sz w:val="20"/>
+    </w:rPr>
   </w:style>
 </w:styles>
 </file>

--- a/templates/GEOptimize_Proposal_Master_Template.docx
+++ b/templates/GEOptimize_Proposal_Master_Template.docx
@@ -275,15 +275,13 @@
               <w:jc w:val="center"/>
             </w:pPr>
             <w:r>
-              <w:t>{{</w:t>
+              <w:t>QU-</w:t>
             </w:r>
-            <w:proofErr w:type="spellStart"/>
             <w:r>
-              <w:t>proposal_number</w:t>
-            </w:r>
-            <w:proofErr w:type="spellEnd"/>
-            <w:r>
-              <w:t>}}</w:t>
+              <w:rPr>
+                <w:highlight w:val="yellow"/>
+              </w:rPr>
+              <w:t>XXXX</w:t>
             </w:r>
           </w:p>
         </w:tc>
@@ -5827,6 +5825,21 @@
 </file>
 
 <file path=customXml/item1.xml><?xml version="1.0" encoding="utf-8"?>
+<b:Sources xmlns:b="http://schemas.openxmlformats.org/officeDocument/2006/bibliography" xmlns="http://schemas.openxmlformats.org/officeDocument/2006/bibliography" SelectedStyle="\APASixthEditionOfficeOnline.xsl" StyleName="APA" Version="6"/>
+</file>
+
+<file path=customXml/item2.xml><?xml version="1.0" encoding="utf-8"?>
+<p:properties xmlns:p="http://schemas.microsoft.com/office/2006/metadata/properties" xmlns:xsi="http://www.w3.org/2001/XMLSchema-instance" xmlns:pc="http://schemas.microsoft.com/office/infopath/2007/PartnerControls">
+  <documentManagement>
+    <lcf76f155ced4ddcb4097134ff3c332f xmlns="8a065586-b361-4d15-80a1-da860cc5a6eb">
+      <Terms xmlns="http://schemas.microsoft.com/office/infopath/2007/PartnerControls"/>
+    </lcf76f155ced4ddcb4097134ff3c332f>
+    <TaxCatchAll xmlns="e6cdff0e-116e-46f8-aa38-14c3621f91b5" xsi:nil="true"/>
+  </documentManagement>
+</p:properties>
+</file>
+
+<file path=customXml/item3.xml><?xml version="1.0" encoding="utf-8"?>
 <ct:contentTypeSchema xmlns:ct="http://schemas.microsoft.com/office/2006/metadata/contentType" xmlns:ma="http://schemas.microsoft.com/office/2006/metadata/properties/metaAttributes" ct:_="" ma:_="" ma:contentTypeName="Document" ma:contentTypeID="0x01010035997B1F5B6CC34DBEB1EE2C8E55ADAE" ma:contentTypeVersion="17" ma:contentTypeDescription="Create a new document." ma:contentTypeScope="" ma:versionID="25415603c0d865c8b65c91837bde3145">
   <xsd:schema xmlns:xsd="http://www.w3.org/2001/XMLSchema" xmlns:xs="http://www.w3.org/2001/XMLSchema" xmlns:p="http://schemas.microsoft.com/office/2006/metadata/properties" xmlns:ns2="e6cdff0e-116e-46f8-aa38-14c3621f91b5" xmlns:ns3="8a065586-b361-4d15-80a1-da860cc5a6eb" targetNamespace="http://schemas.microsoft.com/office/2006/metadata/properties" ma:root="true" ma:fieldsID="47c105efd8749e8d61a6dd4f51dd50e4" ns2:_="" ns3:_="">
     <xsd:import namespace="e6cdff0e-116e-46f8-aa38-14c3621f91b5"/>
@@ -6063,21 +6076,6 @@
 </ct:contentTypeSchema>
 </file>
 
-<file path=customXml/item2.xml><?xml version="1.0" encoding="utf-8"?>
-<p:properties xmlns:p="http://schemas.microsoft.com/office/2006/metadata/properties" xmlns:xsi="http://www.w3.org/2001/XMLSchema-instance" xmlns:pc="http://schemas.microsoft.com/office/infopath/2007/PartnerControls">
-  <documentManagement>
-    <lcf76f155ced4ddcb4097134ff3c332f xmlns="8a065586-b361-4d15-80a1-da860cc5a6eb">
-      <Terms xmlns="http://schemas.microsoft.com/office/infopath/2007/PartnerControls"/>
-    </lcf76f155ced4ddcb4097134ff3c332f>
-    <TaxCatchAll xmlns="e6cdff0e-116e-46f8-aa38-14c3621f91b5" xsi:nil="true"/>
-  </documentManagement>
-</p:properties>
-</file>
-
-<file path=customXml/item3.xml><?xml version="1.0" encoding="utf-8"?>
-<b:Sources xmlns:b="http://schemas.openxmlformats.org/officeDocument/2006/bibliography" xmlns="http://schemas.openxmlformats.org/officeDocument/2006/bibliography" SelectedStyle="\APASixthEditionOfficeOnline.xsl" StyleName="APA" Version="6"/>
-</file>
-
 <file path=customXml/item4.xml><?xml version="1.0" encoding="utf-8"?>
 <?mso-contentType ?>
 <FormTemplates xmlns="http://schemas.microsoft.com/sharepoint/v3/contenttype/forms">
@@ -6088,6 +6086,25 @@
 </file>
 
 <file path=customXml/itemProps1.xml><?xml version="1.0" encoding="utf-8"?>
+<ds:datastoreItem xmlns:ds="http://schemas.openxmlformats.org/officeDocument/2006/customXml" ds:itemID="{F651E69B-9FB4-47BE-9AAF-521DDCBBC769}">
+  <ds:schemaRefs>
+    <ds:schemaRef ds:uri="http://schemas.openxmlformats.org/officeDocument/2006/bibliography"/>
+  </ds:schemaRefs>
+</ds:datastoreItem>
+</file>
+
+<file path=customXml/itemProps2.xml><?xml version="1.0" encoding="utf-8"?>
+<ds:datastoreItem xmlns:ds="http://schemas.openxmlformats.org/officeDocument/2006/customXml" ds:itemID="{2F2914F0-8FE0-4B57-8AE0-1E678E8BEB6F}">
+  <ds:schemaRefs>
+    <ds:schemaRef ds:uri="http://schemas.microsoft.com/office/2006/metadata/properties"/>
+    <ds:schemaRef ds:uri="http://schemas.microsoft.com/office/infopath/2007/PartnerControls"/>
+    <ds:schemaRef ds:uri="8a065586-b361-4d15-80a1-da860cc5a6eb"/>
+    <ds:schemaRef ds:uri="e6cdff0e-116e-46f8-aa38-14c3621f91b5"/>
+  </ds:schemaRefs>
+</ds:datastoreItem>
+</file>
+
+<file path=customXml/itemProps3.xml><?xml version="1.0" encoding="utf-8"?>
 <ds:datastoreItem xmlns:ds="http://schemas.openxmlformats.org/officeDocument/2006/customXml" ds:itemID="{086B8DAC-5241-4020-B5DE-47D5801804B2}">
   <ds:schemaRefs>
     <ds:schemaRef ds:uri="http://schemas.microsoft.com/office/2006/metadata/contentType"/>
@@ -6106,25 +6123,6 @@
 </ds:datastoreItem>
 </file>
 
-<file path=customXml/itemProps2.xml><?xml version="1.0" encoding="utf-8"?>
-<ds:datastoreItem xmlns:ds="http://schemas.openxmlformats.org/officeDocument/2006/customXml" ds:itemID="{2F2914F0-8FE0-4B57-8AE0-1E678E8BEB6F}">
-  <ds:schemaRefs>
-    <ds:schemaRef ds:uri="http://schemas.microsoft.com/office/2006/metadata/properties"/>
-    <ds:schemaRef ds:uri="http://schemas.microsoft.com/office/infopath/2007/PartnerControls"/>
-    <ds:schemaRef ds:uri="8a065586-b361-4d15-80a1-da860cc5a6eb"/>
-    <ds:schemaRef ds:uri="e6cdff0e-116e-46f8-aa38-14c3621f91b5"/>
-  </ds:schemaRefs>
-</ds:datastoreItem>
-</file>
-
-<file path=customXml/itemProps3.xml><?xml version="1.0" encoding="utf-8"?>
-<ds:datastoreItem xmlns:ds="http://schemas.openxmlformats.org/officeDocument/2006/customXml" ds:itemID="{F651E69B-9FB4-47BE-9AAF-521DDCBBC769}">
-  <ds:schemaRefs>
-    <ds:schemaRef ds:uri="http://schemas.openxmlformats.org/officeDocument/2006/bibliography"/>
-  </ds:schemaRefs>
-</ds:datastoreItem>
-</file>
-
 <file path=customXml/itemProps4.xml><?xml version="1.0" encoding="utf-8"?>
 <ds:datastoreItem xmlns:ds="http://schemas.openxmlformats.org/officeDocument/2006/customXml" ds:itemID="{2B4934A8-C27E-4D65-9615-0EDA32E1E0E8}">
   <ds:schemaRefs>

--- a/templates/GEOptimize_Proposal_Master_Template.docx
+++ b/templates/GEOptimize_Proposal_Master_Template.docx
@@ -539,6 +539,9 @@
               <w:pStyle w:val="TBHeader"/>
               <w:jc w:val="center"/>
             </w:pPr>
+            <w:r>
+              <w:t>Cost</w:t>
+            </w:r>
           </w:p>
         </w:tc>
         <w:tc>
@@ -551,6 +554,9 @@
               <w:pStyle w:val="TBHeader"/>
               <w:jc w:val="center"/>
             </w:pPr>
+            <w:r>
+              <w:t>Quantity</w:t>
+            </w:r>
           </w:p>
         </w:tc>
         <w:tc>
@@ -5825,21 +5831,6 @@
 </file>
 
 <file path=customXml/item1.xml><?xml version="1.0" encoding="utf-8"?>
-<b:Sources xmlns:b="http://schemas.openxmlformats.org/officeDocument/2006/bibliography" xmlns="http://schemas.openxmlformats.org/officeDocument/2006/bibliography" SelectedStyle="\APASixthEditionOfficeOnline.xsl" StyleName="APA" Version="6"/>
-</file>
-
-<file path=customXml/item2.xml><?xml version="1.0" encoding="utf-8"?>
-<p:properties xmlns:p="http://schemas.microsoft.com/office/2006/metadata/properties" xmlns:xsi="http://www.w3.org/2001/XMLSchema-instance" xmlns:pc="http://schemas.microsoft.com/office/infopath/2007/PartnerControls">
-  <documentManagement>
-    <lcf76f155ced4ddcb4097134ff3c332f xmlns="8a065586-b361-4d15-80a1-da860cc5a6eb">
-      <Terms xmlns="http://schemas.microsoft.com/office/infopath/2007/PartnerControls"/>
-    </lcf76f155ced4ddcb4097134ff3c332f>
-    <TaxCatchAll xmlns="e6cdff0e-116e-46f8-aa38-14c3621f91b5" xsi:nil="true"/>
-  </documentManagement>
-</p:properties>
-</file>
-
-<file path=customXml/item3.xml><?xml version="1.0" encoding="utf-8"?>
 <ct:contentTypeSchema xmlns:ct="http://schemas.microsoft.com/office/2006/metadata/contentType" xmlns:ma="http://schemas.microsoft.com/office/2006/metadata/properties/metaAttributes" ct:_="" ma:_="" ma:contentTypeName="Document" ma:contentTypeID="0x01010035997B1F5B6CC34DBEB1EE2C8E55ADAE" ma:contentTypeVersion="17" ma:contentTypeDescription="Create a new document." ma:contentTypeScope="" ma:versionID="25415603c0d865c8b65c91837bde3145">
   <xsd:schema xmlns:xsd="http://www.w3.org/2001/XMLSchema" xmlns:xs="http://www.w3.org/2001/XMLSchema" xmlns:p="http://schemas.microsoft.com/office/2006/metadata/properties" xmlns:ns2="e6cdff0e-116e-46f8-aa38-14c3621f91b5" xmlns:ns3="8a065586-b361-4d15-80a1-da860cc5a6eb" targetNamespace="http://schemas.microsoft.com/office/2006/metadata/properties" ma:root="true" ma:fieldsID="47c105efd8749e8d61a6dd4f51dd50e4" ns2:_="" ns3:_="">
     <xsd:import namespace="e6cdff0e-116e-46f8-aa38-14c3621f91b5"/>
@@ -6076,6 +6067,21 @@
 </ct:contentTypeSchema>
 </file>
 
+<file path=customXml/item2.xml><?xml version="1.0" encoding="utf-8"?>
+<p:properties xmlns:p="http://schemas.microsoft.com/office/2006/metadata/properties" xmlns:xsi="http://www.w3.org/2001/XMLSchema-instance" xmlns:pc="http://schemas.microsoft.com/office/infopath/2007/PartnerControls">
+  <documentManagement>
+    <lcf76f155ced4ddcb4097134ff3c332f xmlns="8a065586-b361-4d15-80a1-da860cc5a6eb">
+      <Terms xmlns="http://schemas.microsoft.com/office/infopath/2007/PartnerControls"/>
+    </lcf76f155ced4ddcb4097134ff3c332f>
+    <TaxCatchAll xmlns="e6cdff0e-116e-46f8-aa38-14c3621f91b5" xsi:nil="true"/>
+  </documentManagement>
+</p:properties>
+</file>
+
+<file path=customXml/item3.xml><?xml version="1.0" encoding="utf-8"?>
+<b:Sources xmlns:b="http://schemas.openxmlformats.org/officeDocument/2006/bibliography" xmlns="http://schemas.openxmlformats.org/officeDocument/2006/bibliography" SelectedStyle="\APASixthEditionOfficeOnline.xsl" StyleName="APA" Version="6"/>
+</file>
+
 <file path=customXml/item4.xml><?xml version="1.0" encoding="utf-8"?>
 <?mso-contentType ?>
 <FormTemplates xmlns="http://schemas.microsoft.com/sharepoint/v3/contenttype/forms">
@@ -6086,25 +6092,6 @@
 </file>
 
 <file path=customXml/itemProps1.xml><?xml version="1.0" encoding="utf-8"?>
-<ds:datastoreItem xmlns:ds="http://schemas.openxmlformats.org/officeDocument/2006/customXml" ds:itemID="{F651E69B-9FB4-47BE-9AAF-521DDCBBC769}">
-  <ds:schemaRefs>
-    <ds:schemaRef ds:uri="http://schemas.openxmlformats.org/officeDocument/2006/bibliography"/>
-  </ds:schemaRefs>
-</ds:datastoreItem>
-</file>
-
-<file path=customXml/itemProps2.xml><?xml version="1.0" encoding="utf-8"?>
-<ds:datastoreItem xmlns:ds="http://schemas.openxmlformats.org/officeDocument/2006/customXml" ds:itemID="{2F2914F0-8FE0-4B57-8AE0-1E678E8BEB6F}">
-  <ds:schemaRefs>
-    <ds:schemaRef ds:uri="http://schemas.microsoft.com/office/2006/metadata/properties"/>
-    <ds:schemaRef ds:uri="http://schemas.microsoft.com/office/infopath/2007/PartnerControls"/>
-    <ds:schemaRef ds:uri="8a065586-b361-4d15-80a1-da860cc5a6eb"/>
-    <ds:schemaRef ds:uri="e6cdff0e-116e-46f8-aa38-14c3621f91b5"/>
-  </ds:schemaRefs>
-</ds:datastoreItem>
-</file>
-
-<file path=customXml/itemProps3.xml><?xml version="1.0" encoding="utf-8"?>
 <ds:datastoreItem xmlns:ds="http://schemas.openxmlformats.org/officeDocument/2006/customXml" ds:itemID="{086B8DAC-5241-4020-B5DE-47D5801804B2}">
   <ds:schemaRefs>
     <ds:schemaRef ds:uri="http://schemas.microsoft.com/office/2006/metadata/contentType"/>
@@ -6123,6 +6110,25 @@
 </ds:datastoreItem>
 </file>
 
+<file path=customXml/itemProps2.xml><?xml version="1.0" encoding="utf-8"?>
+<ds:datastoreItem xmlns:ds="http://schemas.openxmlformats.org/officeDocument/2006/customXml" ds:itemID="{2F2914F0-8FE0-4B57-8AE0-1E678E8BEB6F}">
+  <ds:schemaRefs>
+    <ds:schemaRef ds:uri="http://schemas.microsoft.com/office/2006/metadata/properties"/>
+    <ds:schemaRef ds:uri="http://schemas.microsoft.com/office/infopath/2007/PartnerControls"/>
+    <ds:schemaRef ds:uri="8a065586-b361-4d15-80a1-da860cc5a6eb"/>
+    <ds:schemaRef ds:uri="e6cdff0e-116e-46f8-aa38-14c3621f91b5"/>
+  </ds:schemaRefs>
+</ds:datastoreItem>
+</file>
+
+<file path=customXml/itemProps3.xml><?xml version="1.0" encoding="utf-8"?>
+<ds:datastoreItem xmlns:ds="http://schemas.openxmlformats.org/officeDocument/2006/customXml" ds:itemID="{F651E69B-9FB4-47BE-9AAF-521DDCBBC769}">
+  <ds:schemaRefs>
+    <ds:schemaRef ds:uri="http://schemas.openxmlformats.org/officeDocument/2006/bibliography"/>
+  </ds:schemaRefs>
+</ds:datastoreItem>
+</file>
+
 <file path=customXml/itemProps4.xml><?xml version="1.0" encoding="utf-8"?>
 <ds:datastoreItem xmlns:ds="http://schemas.openxmlformats.org/officeDocument/2006/customXml" ds:itemID="{2B4934A8-C27E-4D65-9615-0EDA32E1E0E8}">
   <ds:schemaRefs>

--- a/templates/GEOptimize_Proposal_Master_Template.docx
+++ b/templates/GEOptimize_Proposal_Master_Template.docx
@@ -492,9 +492,26 @@
     </w:p>
     <w:p>
       <w:pPr>
+        <w:spacing w:after="160" w:line="259" w:lineRule="auto"/>
+        <w:rPr>
+          <w:rFonts w:asciiTheme="majorHAnsi" w:eastAsiaTheme="majorEastAsia" w:hAnsiTheme="majorHAnsi" w:cstheme="majorBidi"/>
+          <w:b/>
+          <w:bCs/>
+          <w:color w:val="1E3E43" w:themeColor="accent1"/>
+          <w:sz w:val="32"/>
+          <w:szCs w:val="32"/>
+        </w:rPr>
+      </w:pPr>
+      <w:r>
+        <w:br w:type="page"/>
+      </w:r>
+    </w:p>
+    <w:p>
+      <w:pPr>
         <w:pStyle w:val="Heading1"/>
       </w:pPr>
       <w:r>
+        <w:lastRenderedPageBreak/>
         <w:t>Pricing</w:t>
       </w:r>
     </w:p>
@@ -808,6 +825,78 @@
         </w:rPr>
       </w:pPr>
     </w:p>
+    <w:p>
+      <w:pPr>
+        <w:pStyle w:val="BodyText"/>
+        <w:spacing w:after="240"/>
+        <w:rPr>
+          <w:noProof/>
+        </w:rPr>
+      </w:pPr>
+    </w:p>
+    <w:p>
+      <w:pPr>
+        <w:pStyle w:val="BodyText"/>
+        <w:spacing w:after="240"/>
+        <w:rPr>
+          <w:noProof/>
+        </w:rPr>
+      </w:pPr>
+    </w:p>
+    <w:p>
+      <w:pPr>
+        <w:pStyle w:val="BodyText"/>
+        <w:spacing w:after="240"/>
+        <w:rPr>
+          <w:noProof/>
+        </w:rPr>
+      </w:pPr>
+    </w:p>
+    <w:p>
+      <w:pPr>
+        <w:pStyle w:val="BodyText"/>
+        <w:spacing w:after="240"/>
+        <w:rPr>
+          <w:noProof/>
+        </w:rPr>
+      </w:pPr>
+    </w:p>
+    <w:p>
+      <w:pPr>
+        <w:pStyle w:val="BodyText"/>
+        <w:spacing w:after="240"/>
+        <w:rPr>
+          <w:noProof/>
+        </w:rPr>
+      </w:pPr>
+    </w:p>
+    <w:p>
+      <w:pPr>
+        <w:pStyle w:val="BodyText"/>
+        <w:spacing w:after="240"/>
+        <w:rPr>
+          <w:noProof/>
+        </w:rPr>
+      </w:pPr>
+    </w:p>
+    <w:p>
+      <w:pPr>
+        <w:pStyle w:val="BodyText"/>
+        <w:spacing w:after="240"/>
+        <w:rPr>
+          <w:noProof/>
+        </w:rPr>
+      </w:pPr>
+    </w:p>
+    <w:p>
+      <w:pPr>
+        <w:pStyle w:val="BodyText"/>
+        <w:spacing w:after="240"/>
+        <w:rPr>
+          <w:noProof/>
+        </w:rPr>
+      </w:pPr>
+    </w:p>
     <w:tbl>
       <w:tblPr>
         <w:tblStyle w:val="TableStyle1"/>
@@ -894,9 +983,26 @@
     </w:p>
     <w:p>
       <w:pPr>
+        <w:spacing w:after="160" w:line="259" w:lineRule="auto"/>
+        <w:rPr>
+          <w:rFonts w:asciiTheme="majorHAnsi" w:eastAsiaTheme="majorEastAsia" w:hAnsiTheme="majorHAnsi" w:cstheme="majorBidi"/>
+          <w:b/>
+          <w:bCs/>
+          <w:color w:val="1E3E43" w:themeColor="accent1"/>
+          <w:sz w:val="32"/>
+          <w:szCs w:val="32"/>
+        </w:rPr>
+      </w:pPr>
+      <w:r>
+        <w:br w:type="page"/>
+      </w:r>
+    </w:p>
+    <w:p>
+      <w:pPr>
         <w:pStyle w:val="Heading1"/>
       </w:pPr>
       <w:r>
+        <w:lastRenderedPageBreak/>
         <w:t>General Terms &amp; Conditions</w:t>
       </w:r>
     </w:p>
@@ -5831,6 +5937,21 @@
 </file>
 
 <file path=customXml/item1.xml><?xml version="1.0" encoding="utf-8"?>
+<b:Sources xmlns:b="http://schemas.openxmlformats.org/officeDocument/2006/bibliography" xmlns="http://schemas.openxmlformats.org/officeDocument/2006/bibliography" SelectedStyle="\APASixthEditionOfficeOnline.xsl" StyleName="APA" Version="6"/>
+</file>
+
+<file path=customXml/item2.xml><?xml version="1.0" encoding="utf-8"?>
+<p:properties xmlns:p="http://schemas.microsoft.com/office/2006/metadata/properties" xmlns:xsi="http://www.w3.org/2001/XMLSchema-instance" xmlns:pc="http://schemas.microsoft.com/office/infopath/2007/PartnerControls">
+  <documentManagement>
+    <lcf76f155ced4ddcb4097134ff3c332f xmlns="8a065586-b361-4d15-80a1-da860cc5a6eb">
+      <Terms xmlns="http://schemas.microsoft.com/office/infopath/2007/PartnerControls"/>
+    </lcf76f155ced4ddcb4097134ff3c332f>
+    <TaxCatchAll xmlns="e6cdff0e-116e-46f8-aa38-14c3621f91b5" xsi:nil="true"/>
+  </documentManagement>
+</p:properties>
+</file>
+
+<file path=customXml/item3.xml><?xml version="1.0" encoding="utf-8"?>
 <ct:contentTypeSchema xmlns:ct="http://schemas.microsoft.com/office/2006/metadata/contentType" xmlns:ma="http://schemas.microsoft.com/office/2006/metadata/properties/metaAttributes" ct:_="" ma:_="" ma:contentTypeName="Document" ma:contentTypeID="0x01010035997B1F5B6CC34DBEB1EE2C8E55ADAE" ma:contentTypeVersion="17" ma:contentTypeDescription="Create a new document." ma:contentTypeScope="" ma:versionID="25415603c0d865c8b65c91837bde3145">
   <xsd:schema xmlns:xsd="http://www.w3.org/2001/XMLSchema" xmlns:xs="http://www.w3.org/2001/XMLSchema" xmlns:p="http://schemas.microsoft.com/office/2006/metadata/properties" xmlns:ns2="e6cdff0e-116e-46f8-aa38-14c3621f91b5" xmlns:ns3="8a065586-b361-4d15-80a1-da860cc5a6eb" targetNamespace="http://schemas.microsoft.com/office/2006/metadata/properties" ma:root="true" ma:fieldsID="47c105efd8749e8d61a6dd4f51dd50e4" ns2:_="" ns3:_="">
     <xsd:import namespace="e6cdff0e-116e-46f8-aa38-14c3621f91b5"/>
@@ -6067,21 +6188,6 @@
 </ct:contentTypeSchema>
 </file>
 
-<file path=customXml/item2.xml><?xml version="1.0" encoding="utf-8"?>
-<p:properties xmlns:p="http://schemas.microsoft.com/office/2006/metadata/properties" xmlns:xsi="http://www.w3.org/2001/XMLSchema-instance" xmlns:pc="http://schemas.microsoft.com/office/infopath/2007/PartnerControls">
-  <documentManagement>
-    <lcf76f155ced4ddcb4097134ff3c332f xmlns="8a065586-b361-4d15-80a1-da860cc5a6eb">
-      <Terms xmlns="http://schemas.microsoft.com/office/infopath/2007/PartnerControls"/>
-    </lcf76f155ced4ddcb4097134ff3c332f>
-    <TaxCatchAll xmlns="e6cdff0e-116e-46f8-aa38-14c3621f91b5" xsi:nil="true"/>
-  </documentManagement>
-</p:properties>
-</file>
-
-<file path=customXml/item3.xml><?xml version="1.0" encoding="utf-8"?>
-<b:Sources xmlns:b="http://schemas.openxmlformats.org/officeDocument/2006/bibliography" xmlns="http://schemas.openxmlformats.org/officeDocument/2006/bibliography" SelectedStyle="\APASixthEditionOfficeOnline.xsl" StyleName="APA" Version="6"/>
-</file>
-
 <file path=customXml/item4.xml><?xml version="1.0" encoding="utf-8"?>
 <?mso-contentType ?>
 <FormTemplates xmlns="http://schemas.microsoft.com/sharepoint/v3/contenttype/forms">
@@ -6092,6 +6198,25 @@
 </file>
 
 <file path=customXml/itemProps1.xml><?xml version="1.0" encoding="utf-8"?>
+<ds:datastoreItem xmlns:ds="http://schemas.openxmlformats.org/officeDocument/2006/customXml" ds:itemID="{F651E69B-9FB4-47BE-9AAF-521DDCBBC769}">
+  <ds:schemaRefs>
+    <ds:schemaRef ds:uri="http://schemas.openxmlformats.org/officeDocument/2006/bibliography"/>
+  </ds:schemaRefs>
+</ds:datastoreItem>
+</file>
+
+<file path=customXml/itemProps2.xml><?xml version="1.0" encoding="utf-8"?>
+<ds:datastoreItem xmlns:ds="http://schemas.openxmlformats.org/officeDocument/2006/customXml" ds:itemID="{2F2914F0-8FE0-4B57-8AE0-1E678E8BEB6F}">
+  <ds:schemaRefs>
+    <ds:schemaRef ds:uri="http://schemas.microsoft.com/office/2006/metadata/properties"/>
+    <ds:schemaRef ds:uri="http://schemas.microsoft.com/office/infopath/2007/PartnerControls"/>
+    <ds:schemaRef ds:uri="8a065586-b361-4d15-80a1-da860cc5a6eb"/>
+    <ds:schemaRef ds:uri="e6cdff0e-116e-46f8-aa38-14c3621f91b5"/>
+  </ds:schemaRefs>
+</ds:datastoreItem>
+</file>
+
+<file path=customXml/itemProps3.xml><?xml version="1.0" encoding="utf-8"?>
 <ds:datastoreItem xmlns:ds="http://schemas.openxmlformats.org/officeDocument/2006/customXml" ds:itemID="{086B8DAC-5241-4020-B5DE-47D5801804B2}">
   <ds:schemaRefs>
     <ds:schemaRef ds:uri="http://schemas.microsoft.com/office/2006/metadata/contentType"/>
@@ -6110,25 +6235,6 @@
 </ds:datastoreItem>
 </file>
 
-<file path=customXml/itemProps2.xml><?xml version="1.0" encoding="utf-8"?>
-<ds:datastoreItem xmlns:ds="http://schemas.openxmlformats.org/officeDocument/2006/customXml" ds:itemID="{2F2914F0-8FE0-4B57-8AE0-1E678E8BEB6F}">
-  <ds:schemaRefs>
-    <ds:schemaRef ds:uri="http://schemas.microsoft.com/office/2006/metadata/properties"/>
-    <ds:schemaRef ds:uri="http://schemas.microsoft.com/office/infopath/2007/PartnerControls"/>
-    <ds:schemaRef ds:uri="8a065586-b361-4d15-80a1-da860cc5a6eb"/>
-    <ds:schemaRef ds:uri="e6cdff0e-116e-46f8-aa38-14c3621f91b5"/>
-  </ds:schemaRefs>
-</ds:datastoreItem>
-</file>
-
-<file path=customXml/itemProps3.xml><?xml version="1.0" encoding="utf-8"?>
-<ds:datastoreItem xmlns:ds="http://schemas.openxmlformats.org/officeDocument/2006/customXml" ds:itemID="{F651E69B-9FB4-47BE-9AAF-521DDCBBC769}">
-  <ds:schemaRefs>
-    <ds:schemaRef ds:uri="http://schemas.openxmlformats.org/officeDocument/2006/bibliography"/>
-  </ds:schemaRefs>
-</ds:datastoreItem>
-</file>
-
 <file path=customXml/itemProps4.xml><?xml version="1.0" encoding="utf-8"?>
 <ds:datastoreItem xmlns:ds="http://schemas.openxmlformats.org/officeDocument/2006/customXml" ds:itemID="{2B4934A8-C27E-4D65-9615-0EDA32E1E0E8}">
   <ds:schemaRefs>
